--- a/FASE 2/Evidencias Proyecto/Documentacion/Plan de pruebas.docx
+++ b/FASE 2/Evidencias Proyecto/Documentacion/Plan de pruebas.docx
@@ -200,41 +200,11 @@
           <w:rFonts w:ascii="Calibri" w:hAnsi="Calibri" w:cs="Calibri"/>
         </w:rPr>
         <w:t>Integrantes: Alejandro Silva</w:t>
-      </w:r>
-      <w:r>
-        <w:rPr>
-          <w:rFonts w:ascii="Calibri" w:hAnsi="Calibri" w:cs="Calibri"/>
-        </w:rPr>
         <w:tab/>
-      </w:r>
-      <w:r>
-        <w:rPr>
-          <w:rFonts w:ascii="Calibri" w:hAnsi="Calibri" w:cs="Calibri"/>
-        </w:rPr>
         <w:tab/>
-      </w:r>
-      <w:r>
-        <w:rPr>
-          <w:rFonts w:ascii="Calibri" w:hAnsi="Calibri" w:cs="Calibri"/>
-        </w:rPr>
         <w:tab/>
-      </w:r>
-      <w:r>
-        <w:rPr>
-          <w:rFonts w:ascii="Calibri" w:hAnsi="Calibri" w:cs="Calibri"/>
-        </w:rPr>
         <w:tab/>
-      </w:r>
-      <w:r>
-        <w:rPr>
-          <w:rFonts w:ascii="Calibri" w:hAnsi="Calibri" w:cs="Calibri"/>
-        </w:rPr>
         <w:tab/>
-      </w:r>
-      <w:r>
-        <w:rPr>
-          <w:rFonts w:ascii="Calibri" w:hAnsi="Calibri" w:cs="Calibri"/>
-        </w:rPr>
         <w:tab/>
         <w:t>Docente: Maria Cobo</w:t>
       </w:r>
@@ -297,11 +267,7 @@
           </w:pPr>
           <w:r>
             <w:fldChar w:fldCharType="begin"/>
-          </w:r>
-          <w:r>
             <w:instrText xml:space="preserve"> TOC \o "1-2" \h \z \u </w:instrText>
-          </w:r>
-          <w:r>
             <w:fldChar w:fldCharType="separate"/>
           </w:r>
           <w:hyperlink w:anchor="_Toc241952328" w:history="1">
@@ -319,46 +285,10 @@
                 <w:webHidden/>
               </w:rPr>
               <w:tab/>
-            </w:r>
-            <w:r>
-              <w:rPr>
-                <w:noProof/>
-                <w:webHidden/>
-              </w:rPr>
               <w:fldChar w:fldCharType="begin"/>
-            </w:r>
-            <w:r>
-              <w:rPr>
-                <w:noProof/>
-                <w:webHidden/>
-              </w:rPr>
               <w:instrText xml:space="preserve"> PAGEREF _Toc241952328 \h </w:instrText>
-            </w:r>
-            <w:r>
-              <w:rPr>
-                <w:noProof/>
-                <w:webHidden/>
-              </w:rPr>
-            </w:r>
-            <w:r>
-              <w:rPr>
-                <w:noProof/>
-                <w:webHidden/>
-              </w:rPr>
               <w:fldChar w:fldCharType="separate"/>
-            </w:r>
-            <w:r>
-              <w:rPr>
-                <w:noProof/>
-                <w:webHidden/>
-              </w:rPr>
               <w:t>3</w:t>
-            </w:r>
-            <w:r>
-              <w:rPr>
-                <w:noProof/>
-                <w:webHidden/>
-              </w:rPr>
               <w:fldChar w:fldCharType="end"/>
             </w:r>
           </w:hyperlink>
@@ -390,46 +320,10 @@
                 <w:webHidden/>
               </w:rPr>
               <w:tab/>
-            </w:r>
-            <w:r>
-              <w:rPr>
-                <w:noProof/>
-                <w:webHidden/>
-              </w:rPr>
               <w:fldChar w:fldCharType="begin"/>
-            </w:r>
-            <w:r>
-              <w:rPr>
-                <w:noProof/>
-                <w:webHidden/>
-              </w:rPr>
               <w:instrText xml:space="preserve"> PAGEREF _Toc241952329 \h </w:instrText>
-            </w:r>
-            <w:r>
-              <w:rPr>
-                <w:noProof/>
-                <w:webHidden/>
-              </w:rPr>
-            </w:r>
-            <w:r>
-              <w:rPr>
-                <w:noProof/>
-                <w:webHidden/>
-              </w:rPr>
               <w:fldChar w:fldCharType="separate"/>
-            </w:r>
-            <w:r>
-              <w:rPr>
-                <w:noProof/>
-                <w:webHidden/>
-              </w:rPr>
               <w:t>3</w:t>
-            </w:r>
-            <w:r>
-              <w:rPr>
-                <w:noProof/>
-                <w:webHidden/>
-              </w:rPr>
               <w:fldChar w:fldCharType="end"/>
             </w:r>
           </w:hyperlink>
@@ -461,46 +355,10 @@
                 <w:webHidden/>
               </w:rPr>
               <w:tab/>
-            </w:r>
-            <w:r>
-              <w:rPr>
-                <w:noProof/>
-                <w:webHidden/>
-              </w:rPr>
               <w:fldChar w:fldCharType="begin"/>
-            </w:r>
-            <w:r>
-              <w:rPr>
-                <w:noProof/>
-                <w:webHidden/>
-              </w:rPr>
               <w:instrText xml:space="preserve"> PAGEREF _Toc241952330 \h </w:instrText>
-            </w:r>
-            <w:r>
-              <w:rPr>
-                <w:noProof/>
-                <w:webHidden/>
-              </w:rPr>
-            </w:r>
-            <w:r>
-              <w:rPr>
-                <w:noProof/>
-                <w:webHidden/>
-              </w:rPr>
               <w:fldChar w:fldCharType="separate"/>
-            </w:r>
-            <w:r>
-              <w:rPr>
-                <w:noProof/>
-                <w:webHidden/>
-              </w:rPr>
               <w:t>3</w:t>
-            </w:r>
-            <w:r>
-              <w:rPr>
-                <w:noProof/>
-                <w:webHidden/>
-              </w:rPr>
               <w:fldChar w:fldCharType="end"/>
             </w:r>
           </w:hyperlink>
@@ -532,46 +390,10 @@
                 <w:webHidden/>
               </w:rPr>
               <w:tab/>
-            </w:r>
-            <w:r>
-              <w:rPr>
-                <w:noProof/>
-                <w:webHidden/>
-              </w:rPr>
               <w:fldChar w:fldCharType="begin"/>
-            </w:r>
-            <w:r>
-              <w:rPr>
-                <w:noProof/>
-                <w:webHidden/>
-              </w:rPr>
               <w:instrText xml:space="preserve"> PAGEREF _Toc241952331 \h </w:instrText>
-            </w:r>
-            <w:r>
-              <w:rPr>
-                <w:noProof/>
-                <w:webHidden/>
-              </w:rPr>
-            </w:r>
-            <w:r>
-              <w:rPr>
-                <w:noProof/>
-                <w:webHidden/>
-              </w:rPr>
               <w:fldChar w:fldCharType="separate"/>
-            </w:r>
-            <w:r>
-              <w:rPr>
-                <w:noProof/>
-                <w:webHidden/>
-              </w:rPr>
               <w:t>3</w:t>
-            </w:r>
-            <w:r>
-              <w:rPr>
-                <w:noProof/>
-                <w:webHidden/>
-              </w:rPr>
               <w:fldChar w:fldCharType="end"/>
             </w:r>
           </w:hyperlink>
@@ -603,46 +425,10 @@
                 <w:webHidden/>
               </w:rPr>
               <w:tab/>
-            </w:r>
-            <w:r>
-              <w:rPr>
-                <w:noProof/>
-                <w:webHidden/>
-              </w:rPr>
               <w:fldChar w:fldCharType="begin"/>
-            </w:r>
-            <w:r>
-              <w:rPr>
-                <w:noProof/>
-                <w:webHidden/>
-              </w:rPr>
               <w:instrText xml:space="preserve"> PAGEREF _Toc241952332 \h </w:instrText>
-            </w:r>
-            <w:r>
-              <w:rPr>
-                <w:noProof/>
-                <w:webHidden/>
-              </w:rPr>
-            </w:r>
-            <w:r>
-              <w:rPr>
-                <w:noProof/>
-                <w:webHidden/>
-              </w:rPr>
               <w:fldChar w:fldCharType="separate"/>
-            </w:r>
-            <w:r>
-              <w:rPr>
-                <w:noProof/>
-                <w:webHidden/>
-              </w:rPr>
               <w:t>4</w:t>
-            </w:r>
-            <w:r>
-              <w:rPr>
-                <w:noProof/>
-                <w:webHidden/>
-              </w:rPr>
               <w:fldChar w:fldCharType="end"/>
             </w:r>
           </w:hyperlink>
@@ -674,46 +460,10 @@
                 <w:webHidden/>
               </w:rPr>
               <w:tab/>
-            </w:r>
-            <w:r>
-              <w:rPr>
-                <w:noProof/>
-                <w:webHidden/>
-              </w:rPr>
               <w:fldChar w:fldCharType="begin"/>
-            </w:r>
-            <w:r>
-              <w:rPr>
-                <w:noProof/>
-                <w:webHidden/>
-              </w:rPr>
               <w:instrText xml:space="preserve"> PAGEREF _Toc241952333 \h </w:instrText>
-            </w:r>
-            <w:r>
-              <w:rPr>
-                <w:noProof/>
-                <w:webHidden/>
-              </w:rPr>
-            </w:r>
-            <w:r>
-              <w:rPr>
-                <w:noProof/>
-                <w:webHidden/>
-              </w:rPr>
               <w:fldChar w:fldCharType="separate"/>
-            </w:r>
-            <w:r>
-              <w:rPr>
-                <w:noProof/>
-                <w:webHidden/>
-              </w:rPr>
               <w:t>4</w:t>
-            </w:r>
-            <w:r>
-              <w:rPr>
-                <w:noProof/>
-                <w:webHidden/>
-              </w:rPr>
               <w:fldChar w:fldCharType="end"/>
             </w:r>
           </w:hyperlink>
@@ -745,46 +495,10 @@
                 <w:webHidden/>
               </w:rPr>
               <w:tab/>
-            </w:r>
-            <w:r>
-              <w:rPr>
-                <w:noProof/>
-                <w:webHidden/>
-              </w:rPr>
               <w:fldChar w:fldCharType="begin"/>
-            </w:r>
-            <w:r>
-              <w:rPr>
-                <w:noProof/>
-                <w:webHidden/>
-              </w:rPr>
               <w:instrText xml:space="preserve"> PAGEREF _Toc241952334 \h </w:instrText>
-            </w:r>
-            <w:r>
-              <w:rPr>
-                <w:noProof/>
-                <w:webHidden/>
-              </w:rPr>
-            </w:r>
-            <w:r>
-              <w:rPr>
-                <w:noProof/>
-                <w:webHidden/>
-              </w:rPr>
               <w:fldChar w:fldCharType="separate"/>
-            </w:r>
-            <w:r>
-              <w:rPr>
-                <w:noProof/>
-                <w:webHidden/>
-              </w:rPr>
               <w:t>4</w:t>
-            </w:r>
-            <w:r>
-              <w:rPr>
-                <w:noProof/>
-                <w:webHidden/>
-              </w:rPr>
               <w:fldChar w:fldCharType="end"/>
             </w:r>
           </w:hyperlink>
@@ -816,46 +530,10 @@
                 <w:webHidden/>
               </w:rPr>
               <w:tab/>
-            </w:r>
-            <w:r>
-              <w:rPr>
-                <w:noProof/>
-                <w:webHidden/>
-              </w:rPr>
               <w:fldChar w:fldCharType="begin"/>
-            </w:r>
-            <w:r>
-              <w:rPr>
-                <w:noProof/>
-                <w:webHidden/>
-              </w:rPr>
               <w:instrText xml:space="preserve"> PAGEREF _Toc241952335 \h </w:instrText>
-            </w:r>
-            <w:r>
-              <w:rPr>
-                <w:noProof/>
-                <w:webHidden/>
-              </w:rPr>
-            </w:r>
-            <w:r>
-              <w:rPr>
-                <w:noProof/>
-                <w:webHidden/>
-              </w:rPr>
               <w:fldChar w:fldCharType="separate"/>
-            </w:r>
-            <w:r>
-              <w:rPr>
-                <w:noProof/>
-                <w:webHidden/>
-              </w:rPr>
               <w:t>5</w:t>
-            </w:r>
-            <w:r>
-              <w:rPr>
-                <w:noProof/>
-                <w:webHidden/>
-              </w:rPr>
               <w:fldChar w:fldCharType="end"/>
             </w:r>
           </w:hyperlink>
@@ -887,46 +565,10 @@
                 <w:webHidden/>
               </w:rPr>
               <w:tab/>
-            </w:r>
-            <w:r>
-              <w:rPr>
-                <w:noProof/>
-                <w:webHidden/>
-              </w:rPr>
               <w:fldChar w:fldCharType="begin"/>
-            </w:r>
-            <w:r>
-              <w:rPr>
-                <w:noProof/>
-                <w:webHidden/>
-              </w:rPr>
               <w:instrText xml:space="preserve"> PAGEREF _Toc241952336 \h </w:instrText>
-            </w:r>
-            <w:r>
-              <w:rPr>
-                <w:noProof/>
-                <w:webHidden/>
-              </w:rPr>
-            </w:r>
-            <w:r>
-              <w:rPr>
-                <w:noProof/>
-                <w:webHidden/>
-              </w:rPr>
               <w:fldChar w:fldCharType="separate"/>
-            </w:r>
-            <w:r>
-              <w:rPr>
-                <w:noProof/>
-                <w:webHidden/>
-              </w:rPr>
               <w:t>5</w:t>
-            </w:r>
-            <w:r>
-              <w:rPr>
-                <w:noProof/>
-                <w:webHidden/>
-              </w:rPr>
               <w:fldChar w:fldCharType="end"/>
             </w:r>
           </w:hyperlink>
@@ -958,46 +600,10 @@
                 <w:webHidden/>
               </w:rPr>
               <w:tab/>
-            </w:r>
-            <w:r>
-              <w:rPr>
-                <w:noProof/>
-                <w:webHidden/>
-              </w:rPr>
               <w:fldChar w:fldCharType="begin"/>
-            </w:r>
-            <w:r>
-              <w:rPr>
-                <w:noProof/>
-                <w:webHidden/>
-              </w:rPr>
               <w:instrText xml:space="preserve"> PAGEREF _Toc241952337 \h </w:instrText>
-            </w:r>
-            <w:r>
-              <w:rPr>
-                <w:noProof/>
-                <w:webHidden/>
-              </w:rPr>
-            </w:r>
-            <w:r>
-              <w:rPr>
-                <w:noProof/>
-                <w:webHidden/>
-              </w:rPr>
               <w:fldChar w:fldCharType="separate"/>
-            </w:r>
-            <w:r>
-              <w:rPr>
-                <w:noProof/>
-                <w:webHidden/>
-              </w:rPr>
               <w:t>6</w:t>
-            </w:r>
-            <w:r>
-              <w:rPr>
-                <w:noProof/>
-                <w:webHidden/>
-              </w:rPr>
               <w:fldChar w:fldCharType="end"/>
             </w:r>
           </w:hyperlink>
@@ -1029,46 +635,10 @@
                 <w:webHidden/>
               </w:rPr>
               <w:tab/>
-            </w:r>
-            <w:r>
-              <w:rPr>
-                <w:noProof/>
-                <w:webHidden/>
-              </w:rPr>
               <w:fldChar w:fldCharType="begin"/>
-            </w:r>
-            <w:r>
-              <w:rPr>
-                <w:noProof/>
-                <w:webHidden/>
-              </w:rPr>
               <w:instrText xml:space="preserve"> PAGEREF _Toc241952338 \h </w:instrText>
-            </w:r>
-            <w:r>
-              <w:rPr>
-                <w:noProof/>
-                <w:webHidden/>
-              </w:rPr>
-            </w:r>
-            <w:r>
-              <w:rPr>
-                <w:noProof/>
-                <w:webHidden/>
-              </w:rPr>
               <w:fldChar w:fldCharType="separate"/>
-            </w:r>
-            <w:r>
-              <w:rPr>
-                <w:noProof/>
-                <w:webHidden/>
-              </w:rPr>
               <w:t>6</w:t>
-            </w:r>
-            <w:r>
-              <w:rPr>
-                <w:noProof/>
-                <w:webHidden/>
-              </w:rPr>
               <w:fldChar w:fldCharType="end"/>
             </w:r>
           </w:hyperlink>
@@ -1100,46 +670,10 @@
                 <w:webHidden/>
               </w:rPr>
               <w:tab/>
-            </w:r>
-            <w:r>
-              <w:rPr>
-                <w:noProof/>
-                <w:webHidden/>
-              </w:rPr>
               <w:fldChar w:fldCharType="begin"/>
-            </w:r>
-            <w:r>
-              <w:rPr>
-                <w:noProof/>
-                <w:webHidden/>
-              </w:rPr>
               <w:instrText xml:space="preserve"> PAGEREF _Toc241952339 \h </w:instrText>
-            </w:r>
-            <w:r>
-              <w:rPr>
-                <w:noProof/>
-                <w:webHidden/>
-              </w:rPr>
-            </w:r>
-            <w:r>
-              <w:rPr>
-                <w:noProof/>
-                <w:webHidden/>
-              </w:rPr>
               <w:fldChar w:fldCharType="separate"/>
-            </w:r>
-            <w:r>
-              <w:rPr>
-                <w:noProof/>
-                <w:webHidden/>
-              </w:rPr>
               <w:t>6</w:t>
-            </w:r>
-            <w:r>
-              <w:rPr>
-                <w:noProof/>
-                <w:webHidden/>
-              </w:rPr>
               <w:fldChar w:fldCharType="end"/>
             </w:r>
           </w:hyperlink>
@@ -1171,46 +705,10 @@
                 <w:webHidden/>
               </w:rPr>
               <w:tab/>
-            </w:r>
-            <w:r>
-              <w:rPr>
-                <w:noProof/>
-                <w:webHidden/>
-              </w:rPr>
               <w:fldChar w:fldCharType="begin"/>
-            </w:r>
-            <w:r>
-              <w:rPr>
-                <w:noProof/>
-                <w:webHidden/>
-              </w:rPr>
               <w:instrText xml:space="preserve"> PAGEREF _Toc241952340 \h </w:instrText>
-            </w:r>
-            <w:r>
-              <w:rPr>
-                <w:noProof/>
-                <w:webHidden/>
-              </w:rPr>
-            </w:r>
-            <w:r>
-              <w:rPr>
-                <w:noProof/>
-                <w:webHidden/>
-              </w:rPr>
               <w:fldChar w:fldCharType="separate"/>
-            </w:r>
-            <w:r>
-              <w:rPr>
-                <w:noProof/>
-                <w:webHidden/>
-              </w:rPr>
               <w:t>6</w:t>
-            </w:r>
-            <w:r>
-              <w:rPr>
-                <w:noProof/>
-                <w:webHidden/>
-              </w:rPr>
               <w:fldChar w:fldCharType="end"/>
             </w:r>
           </w:hyperlink>
@@ -1242,46 +740,10 @@
                 <w:webHidden/>
               </w:rPr>
               <w:tab/>
-            </w:r>
-            <w:r>
-              <w:rPr>
-                <w:noProof/>
-                <w:webHidden/>
-              </w:rPr>
               <w:fldChar w:fldCharType="begin"/>
-            </w:r>
-            <w:r>
-              <w:rPr>
-                <w:noProof/>
-                <w:webHidden/>
-              </w:rPr>
               <w:instrText xml:space="preserve"> PAGEREF _Toc241952341 \h </w:instrText>
-            </w:r>
-            <w:r>
-              <w:rPr>
-                <w:noProof/>
-                <w:webHidden/>
-              </w:rPr>
-            </w:r>
-            <w:r>
-              <w:rPr>
-                <w:noProof/>
-                <w:webHidden/>
-              </w:rPr>
               <w:fldChar w:fldCharType="separate"/>
-            </w:r>
-            <w:r>
-              <w:rPr>
-                <w:noProof/>
-                <w:webHidden/>
-              </w:rPr>
               <w:t>7</w:t>
-            </w:r>
-            <w:r>
-              <w:rPr>
-                <w:noProof/>
-                <w:webHidden/>
-              </w:rPr>
               <w:fldChar w:fldCharType="end"/>
             </w:r>
           </w:hyperlink>
@@ -1313,46 +775,10 @@
                 <w:webHidden/>
               </w:rPr>
               <w:tab/>
-            </w:r>
-            <w:r>
-              <w:rPr>
-                <w:noProof/>
-                <w:webHidden/>
-              </w:rPr>
               <w:fldChar w:fldCharType="begin"/>
-            </w:r>
-            <w:r>
-              <w:rPr>
-                <w:noProof/>
-                <w:webHidden/>
-              </w:rPr>
               <w:instrText xml:space="preserve"> PAGEREF _Toc241952342 \h </w:instrText>
-            </w:r>
-            <w:r>
-              <w:rPr>
-                <w:noProof/>
-                <w:webHidden/>
-              </w:rPr>
-            </w:r>
-            <w:r>
-              <w:rPr>
-                <w:noProof/>
-                <w:webHidden/>
-              </w:rPr>
               <w:fldChar w:fldCharType="separate"/>
-            </w:r>
-            <w:r>
-              <w:rPr>
-                <w:noProof/>
-                <w:webHidden/>
-              </w:rPr>
               <w:t>7</w:t>
-            </w:r>
-            <w:r>
-              <w:rPr>
-                <w:noProof/>
-                <w:webHidden/>
-              </w:rPr>
               <w:fldChar w:fldCharType="end"/>
             </w:r>
           </w:hyperlink>
@@ -1384,46 +810,10 @@
                 <w:webHidden/>
               </w:rPr>
               <w:tab/>
-            </w:r>
-            <w:r>
-              <w:rPr>
-                <w:noProof/>
-                <w:webHidden/>
-              </w:rPr>
               <w:fldChar w:fldCharType="begin"/>
-            </w:r>
-            <w:r>
-              <w:rPr>
-                <w:noProof/>
-                <w:webHidden/>
-              </w:rPr>
               <w:instrText xml:space="preserve"> PAGEREF _Toc241952343 \h </w:instrText>
-            </w:r>
-            <w:r>
-              <w:rPr>
-                <w:noProof/>
-                <w:webHidden/>
-              </w:rPr>
-            </w:r>
-            <w:r>
-              <w:rPr>
-                <w:noProof/>
-                <w:webHidden/>
-              </w:rPr>
               <w:fldChar w:fldCharType="separate"/>
-            </w:r>
-            <w:r>
-              <w:rPr>
-                <w:noProof/>
-                <w:webHidden/>
-              </w:rPr>
               <w:t>7</w:t>
-            </w:r>
-            <w:r>
-              <w:rPr>
-                <w:noProof/>
-                <w:webHidden/>
-              </w:rPr>
               <w:fldChar w:fldCharType="end"/>
             </w:r>
           </w:hyperlink>
@@ -1455,46 +845,10 @@
                 <w:webHidden/>
               </w:rPr>
               <w:tab/>
-            </w:r>
-            <w:r>
-              <w:rPr>
-                <w:noProof/>
-                <w:webHidden/>
-              </w:rPr>
               <w:fldChar w:fldCharType="begin"/>
-            </w:r>
-            <w:r>
-              <w:rPr>
-                <w:noProof/>
-                <w:webHidden/>
-              </w:rPr>
               <w:instrText xml:space="preserve"> PAGEREF _Toc241952344 \h </w:instrText>
-            </w:r>
-            <w:r>
-              <w:rPr>
-                <w:noProof/>
-                <w:webHidden/>
-              </w:rPr>
-            </w:r>
-            <w:r>
-              <w:rPr>
-                <w:noProof/>
-                <w:webHidden/>
-              </w:rPr>
               <w:fldChar w:fldCharType="separate"/>
-            </w:r>
-            <w:r>
-              <w:rPr>
-                <w:noProof/>
-                <w:webHidden/>
-              </w:rPr>
               <w:t>7</w:t>
-            </w:r>
-            <w:r>
-              <w:rPr>
-                <w:noProof/>
-                <w:webHidden/>
-              </w:rPr>
               <w:fldChar w:fldCharType="end"/>
             </w:r>
           </w:hyperlink>
@@ -1526,46 +880,10 @@
                 <w:webHidden/>
               </w:rPr>
               <w:tab/>
-            </w:r>
-            <w:r>
-              <w:rPr>
-                <w:noProof/>
-                <w:webHidden/>
-              </w:rPr>
               <w:fldChar w:fldCharType="begin"/>
-            </w:r>
-            <w:r>
-              <w:rPr>
-                <w:noProof/>
-                <w:webHidden/>
-              </w:rPr>
               <w:instrText xml:space="preserve"> PAGEREF _Toc241952345 \h </w:instrText>
-            </w:r>
-            <w:r>
-              <w:rPr>
-                <w:noProof/>
-                <w:webHidden/>
-              </w:rPr>
-            </w:r>
-            <w:r>
-              <w:rPr>
-                <w:noProof/>
-                <w:webHidden/>
-              </w:rPr>
               <w:fldChar w:fldCharType="separate"/>
-            </w:r>
-            <w:r>
-              <w:rPr>
-                <w:noProof/>
-                <w:webHidden/>
-              </w:rPr>
               <w:t>7</w:t>
-            </w:r>
-            <w:r>
-              <w:rPr>
-                <w:noProof/>
-                <w:webHidden/>
-              </w:rPr>
               <w:fldChar w:fldCharType="end"/>
             </w:r>
           </w:hyperlink>
@@ -1597,46 +915,10 @@
                 <w:webHidden/>
               </w:rPr>
               <w:tab/>
-            </w:r>
-            <w:r>
-              <w:rPr>
-                <w:noProof/>
-                <w:webHidden/>
-              </w:rPr>
               <w:fldChar w:fldCharType="begin"/>
-            </w:r>
-            <w:r>
-              <w:rPr>
-                <w:noProof/>
-                <w:webHidden/>
-              </w:rPr>
               <w:instrText xml:space="preserve"> PAGEREF _Toc241952346 \h </w:instrText>
-            </w:r>
-            <w:r>
-              <w:rPr>
-                <w:noProof/>
-                <w:webHidden/>
-              </w:rPr>
-            </w:r>
-            <w:r>
-              <w:rPr>
-                <w:noProof/>
-                <w:webHidden/>
-              </w:rPr>
               <w:fldChar w:fldCharType="separate"/>
-            </w:r>
-            <w:r>
-              <w:rPr>
-                <w:noProof/>
-                <w:webHidden/>
-              </w:rPr>
               <w:t>8</w:t>
-            </w:r>
-            <w:r>
-              <w:rPr>
-                <w:noProof/>
-                <w:webHidden/>
-              </w:rPr>
               <w:fldChar w:fldCharType="end"/>
             </w:r>
           </w:hyperlink>
@@ -1668,46 +950,10 @@
                 <w:webHidden/>
               </w:rPr>
               <w:tab/>
-            </w:r>
-            <w:r>
-              <w:rPr>
-                <w:noProof/>
-                <w:webHidden/>
-              </w:rPr>
               <w:fldChar w:fldCharType="begin"/>
-            </w:r>
-            <w:r>
-              <w:rPr>
-                <w:noProof/>
-                <w:webHidden/>
-              </w:rPr>
               <w:instrText xml:space="preserve"> PAGEREF _Toc241952347 \h </w:instrText>
-            </w:r>
-            <w:r>
-              <w:rPr>
-                <w:noProof/>
-                <w:webHidden/>
-              </w:rPr>
-            </w:r>
-            <w:r>
-              <w:rPr>
-                <w:noProof/>
-                <w:webHidden/>
-              </w:rPr>
               <w:fldChar w:fldCharType="separate"/>
-            </w:r>
-            <w:r>
-              <w:rPr>
-                <w:noProof/>
-                <w:webHidden/>
-              </w:rPr>
               <w:t>10</w:t>
-            </w:r>
-            <w:r>
-              <w:rPr>
-                <w:noProof/>
-                <w:webHidden/>
-              </w:rPr>
               <w:fldChar w:fldCharType="end"/>
             </w:r>
           </w:hyperlink>
@@ -1739,46 +985,10 @@
                 <w:webHidden/>
               </w:rPr>
               <w:tab/>
-            </w:r>
-            <w:r>
-              <w:rPr>
-                <w:noProof/>
-                <w:webHidden/>
-              </w:rPr>
               <w:fldChar w:fldCharType="begin"/>
-            </w:r>
-            <w:r>
-              <w:rPr>
-                <w:noProof/>
-                <w:webHidden/>
-              </w:rPr>
               <w:instrText xml:space="preserve"> PAGEREF _Toc241952348 \h </w:instrText>
-            </w:r>
-            <w:r>
-              <w:rPr>
-                <w:noProof/>
-                <w:webHidden/>
-              </w:rPr>
-            </w:r>
-            <w:r>
-              <w:rPr>
-                <w:noProof/>
-                <w:webHidden/>
-              </w:rPr>
               <w:fldChar w:fldCharType="separate"/>
-            </w:r>
-            <w:r>
-              <w:rPr>
-                <w:noProof/>
-                <w:webHidden/>
-              </w:rPr>
               <w:t>11</w:t>
-            </w:r>
-            <w:r>
-              <w:rPr>
-                <w:noProof/>
-                <w:webHidden/>
-              </w:rPr>
               <w:fldChar w:fldCharType="end"/>
             </w:r>
           </w:hyperlink>
@@ -1810,46 +1020,10 @@
                 <w:webHidden/>
               </w:rPr>
               <w:tab/>
-            </w:r>
-            <w:r>
-              <w:rPr>
-                <w:noProof/>
-                <w:webHidden/>
-              </w:rPr>
               <w:fldChar w:fldCharType="begin"/>
-            </w:r>
-            <w:r>
-              <w:rPr>
-                <w:noProof/>
-                <w:webHidden/>
-              </w:rPr>
               <w:instrText xml:space="preserve"> PAGEREF _Toc241952349 \h </w:instrText>
-            </w:r>
-            <w:r>
-              <w:rPr>
-                <w:noProof/>
-                <w:webHidden/>
-              </w:rPr>
-            </w:r>
-            <w:r>
-              <w:rPr>
-                <w:noProof/>
-                <w:webHidden/>
-              </w:rPr>
               <w:fldChar w:fldCharType="separate"/>
-            </w:r>
-            <w:r>
-              <w:rPr>
-                <w:noProof/>
-                <w:webHidden/>
-              </w:rPr>
               <w:t>13</w:t>
-            </w:r>
-            <w:r>
-              <w:rPr>
-                <w:noProof/>
-                <w:webHidden/>
-              </w:rPr>
               <w:fldChar w:fldCharType="end"/>
             </w:r>
           </w:hyperlink>
@@ -1881,46 +1055,10 @@
                 <w:webHidden/>
               </w:rPr>
               <w:tab/>
-            </w:r>
-            <w:r>
-              <w:rPr>
-                <w:noProof/>
-                <w:webHidden/>
-              </w:rPr>
               <w:fldChar w:fldCharType="begin"/>
-            </w:r>
-            <w:r>
-              <w:rPr>
-                <w:noProof/>
-                <w:webHidden/>
-              </w:rPr>
               <w:instrText xml:space="preserve"> PAGEREF _Toc241952350 \h </w:instrText>
-            </w:r>
-            <w:r>
-              <w:rPr>
-                <w:noProof/>
-                <w:webHidden/>
-              </w:rPr>
-            </w:r>
-            <w:r>
-              <w:rPr>
-                <w:noProof/>
-                <w:webHidden/>
-              </w:rPr>
               <w:fldChar w:fldCharType="separate"/>
-            </w:r>
-            <w:r>
-              <w:rPr>
-                <w:noProof/>
-                <w:webHidden/>
-              </w:rPr>
               <w:t>14</w:t>
-            </w:r>
-            <w:r>
-              <w:rPr>
-                <w:noProof/>
-                <w:webHidden/>
-              </w:rPr>
               <w:fldChar w:fldCharType="end"/>
             </w:r>
           </w:hyperlink>
@@ -1952,46 +1090,10 @@
                 <w:webHidden/>
               </w:rPr>
               <w:tab/>
-            </w:r>
-            <w:r>
-              <w:rPr>
-                <w:noProof/>
-                <w:webHidden/>
-              </w:rPr>
               <w:fldChar w:fldCharType="begin"/>
-            </w:r>
-            <w:r>
-              <w:rPr>
-                <w:noProof/>
-                <w:webHidden/>
-              </w:rPr>
               <w:instrText xml:space="preserve"> PAGEREF _Toc241952351 \h </w:instrText>
-            </w:r>
-            <w:r>
-              <w:rPr>
-                <w:noProof/>
-                <w:webHidden/>
-              </w:rPr>
-            </w:r>
-            <w:r>
-              <w:rPr>
-                <w:noProof/>
-                <w:webHidden/>
-              </w:rPr>
               <w:fldChar w:fldCharType="separate"/>
-            </w:r>
-            <w:r>
-              <w:rPr>
-                <w:noProof/>
-                <w:webHidden/>
-              </w:rPr>
               <w:t>15</w:t>
-            </w:r>
-            <w:r>
-              <w:rPr>
-                <w:noProof/>
-                <w:webHidden/>
-              </w:rPr>
               <w:fldChar w:fldCharType="end"/>
             </w:r>
           </w:hyperlink>
@@ -2023,46 +1125,10 @@
                 <w:webHidden/>
               </w:rPr>
               <w:tab/>
-            </w:r>
-            <w:r>
-              <w:rPr>
-                <w:noProof/>
-                <w:webHidden/>
-              </w:rPr>
               <w:fldChar w:fldCharType="begin"/>
-            </w:r>
-            <w:r>
-              <w:rPr>
-                <w:noProof/>
-                <w:webHidden/>
-              </w:rPr>
               <w:instrText xml:space="preserve"> PAGEREF _Toc241952352 \h </w:instrText>
-            </w:r>
-            <w:r>
-              <w:rPr>
-                <w:noProof/>
-                <w:webHidden/>
-              </w:rPr>
-            </w:r>
-            <w:r>
-              <w:rPr>
-                <w:noProof/>
-                <w:webHidden/>
-              </w:rPr>
               <w:fldChar w:fldCharType="separate"/>
-            </w:r>
-            <w:r>
-              <w:rPr>
-                <w:noProof/>
-                <w:webHidden/>
-              </w:rPr>
               <w:t>17</w:t>
-            </w:r>
-            <w:r>
-              <w:rPr>
-                <w:noProof/>
-                <w:webHidden/>
-              </w:rPr>
               <w:fldChar w:fldCharType="end"/>
             </w:r>
           </w:hyperlink>
@@ -2094,46 +1160,10 @@
                 <w:webHidden/>
               </w:rPr>
               <w:tab/>
-            </w:r>
-            <w:r>
-              <w:rPr>
-                <w:noProof/>
-                <w:webHidden/>
-              </w:rPr>
               <w:fldChar w:fldCharType="begin"/>
-            </w:r>
-            <w:r>
-              <w:rPr>
-                <w:noProof/>
-                <w:webHidden/>
-              </w:rPr>
               <w:instrText xml:space="preserve"> PAGEREF _Toc241952353 \h </w:instrText>
-            </w:r>
-            <w:r>
-              <w:rPr>
-                <w:noProof/>
-                <w:webHidden/>
-              </w:rPr>
-            </w:r>
-            <w:r>
-              <w:rPr>
-                <w:noProof/>
-                <w:webHidden/>
-              </w:rPr>
               <w:fldChar w:fldCharType="separate"/>
-            </w:r>
-            <w:r>
-              <w:rPr>
-                <w:noProof/>
-                <w:webHidden/>
-              </w:rPr>
               <w:t>19</w:t>
-            </w:r>
-            <w:r>
-              <w:rPr>
-                <w:noProof/>
-                <w:webHidden/>
-              </w:rPr>
               <w:fldChar w:fldCharType="end"/>
             </w:r>
           </w:hyperlink>
@@ -2165,46 +1195,10 @@
                 <w:webHidden/>
               </w:rPr>
               <w:tab/>
-            </w:r>
-            <w:r>
-              <w:rPr>
-                <w:noProof/>
-                <w:webHidden/>
-              </w:rPr>
               <w:fldChar w:fldCharType="begin"/>
-            </w:r>
-            <w:r>
-              <w:rPr>
-                <w:noProof/>
-                <w:webHidden/>
-              </w:rPr>
               <w:instrText xml:space="preserve"> PAGEREF _Toc241952354 \h </w:instrText>
-            </w:r>
-            <w:r>
-              <w:rPr>
-                <w:noProof/>
-                <w:webHidden/>
-              </w:rPr>
-            </w:r>
-            <w:r>
-              <w:rPr>
-                <w:noProof/>
-                <w:webHidden/>
-              </w:rPr>
               <w:fldChar w:fldCharType="separate"/>
-            </w:r>
-            <w:r>
-              <w:rPr>
-                <w:noProof/>
-                <w:webHidden/>
-              </w:rPr>
               <w:t>19</w:t>
-            </w:r>
-            <w:r>
-              <w:rPr>
-                <w:noProof/>
-                <w:webHidden/>
-              </w:rPr>
               <w:fldChar w:fldCharType="end"/>
             </w:r>
           </w:hyperlink>
@@ -2236,46 +1230,10 @@
                 <w:webHidden/>
               </w:rPr>
               <w:tab/>
-            </w:r>
-            <w:r>
-              <w:rPr>
-                <w:noProof/>
-                <w:webHidden/>
-              </w:rPr>
               <w:fldChar w:fldCharType="begin"/>
-            </w:r>
-            <w:r>
-              <w:rPr>
-                <w:noProof/>
-                <w:webHidden/>
-              </w:rPr>
               <w:instrText xml:space="preserve"> PAGEREF _Toc241952355 \h </w:instrText>
-            </w:r>
-            <w:r>
-              <w:rPr>
-                <w:noProof/>
-                <w:webHidden/>
-              </w:rPr>
-            </w:r>
-            <w:r>
-              <w:rPr>
-                <w:noProof/>
-                <w:webHidden/>
-              </w:rPr>
               <w:fldChar w:fldCharType="separate"/>
-            </w:r>
-            <w:r>
-              <w:rPr>
-                <w:noProof/>
-                <w:webHidden/>
-              </w:rPr>
               <w:t>20</w:t>
-            </w:r>
-            <w:r>
-              <w:rPr>
-                <w:noProof/>
-                <w:webHidden/>
-              </w:rPr>
               <w:fldChar w:fldCharType="end"/>
             </w:r>
           </w:hyperlink>
@@ -2307,46 +1265,10 @@
                 <w:webHidden/>
               </w:rPr>
               <w:tab/>
-            </w:r>
-            <w:r>
-              <w:rPr>
-                <w:noProof/>
-                <w:webHidden/>
-              </w:rPr>
               <w:fldChar w:fldCharType="begin"/>
-            </w:r>
-            <w:r>
-              <w:rPr>
-                <w:noProof/>
-                <w:webHidden/>
-              </w:rPr>
               <w:instrText xml:space="preserve"> PAGEREF _Toc241952356 \h </w:instrText>
-            </w:r>
-            <w:r>
-              <w:rPr>
-                <w:noProof/>
-                <w:webHidden/>
-              </w:rPr>
-            </w:r>
-            <w:r>
-              <w:rPr>
-                <w:noProof/>
-                <w:webHidden/>
-              </w:rPr>
               <w:fldChar w:fldCharType="separate"/>
-            </w:r>
-            <w:r>
-              <w:rPr>
-                <w:noProof/>
-                <w:webHidden/>
-              </w:rPr>
               <w:t>21</w:t>
-            </w:r>
-            <w:r>
-              <w:rPr>
-                <w:noProof/>
-                <w:webHidden/>
-              </w:rPr>
               <w:fldChar w:fldCharType="end"/>
             </w:r>
           </w:hyperlink>
@@ -2378,46 +1300,10 @@
                 <w:webHidden/>
               </w:rPr>
               <w:tab/>
-            </w:r>
-            <w:r>
-              <w:rPr>
-                <w:noProof/>
-                <w:webHidden/>
-              </w:rPr>
               <w:fldChar w:fldCharType="begin"/>
-            </w:r>
-            <w:r>
-              <w:rPr>
-                <w:noProof/>
-                <w:webHidden/>
-              </w:rPr>
               <w:instrText xml:space="preserve"> PAGEREF _Toc241952357 \h </w:instrText>
-            </w:r>
-            <w:r>
-              <w:rPr>
-                <w:noProof/>
-                <w:webHidden/>
-              </w:rPr>
-            </w:r>
-            <w:r>
-              <w:rPr>
-                <w:noProof/>
-                <w:webHidden/>
-              </w:rPr>
               <w:fldChar w:fldCharType="separate"/>
-            </w:r>
-            <w:r>
-              <w:rPr>
-                <w:noProof/>
-                <w:webHidden/>
-              </w:rPr>
               <w:t>22</w:t>
-            </w:r>
-            <w:r>
-              <w:rPr>
-                <w:noProof/>
-                <w:webHidden/>
-              </w:rPr>
               <w:fldChar w:fldCharType="end"/>
             </w:r>
           </w:hyperlink>
@@ -2449,46 +1335,10 @@
                 <w:webHidden/>
               </w:rPr>
               <w:tab/>
-            </w:r>
-            <w:r>
-              <w:rPr>
-                <w:noProof/>
-                <w:webHidden/>
-              </w:rPr>
               <w:fldChar w:fldCharType="begin"/>
-            </w:r>
-            <w:r>
-              <w:rPr>
-                <w:noProof/>
-                <w:webHidden/>
-              </w:rPr>
               <w:instrText xml:space="preserve"> PAGEREF _Toc241952358 \h </w:instrText>
-            </w:r>
-            <w:r>
-              <w:rPr>
-                <w:noProof/>
-                <w:webHidden/>
-              </w:rPr>
-            </w:r>
-            <w:r>
-              <w:rPr>
-                <w:noProof/>
-                <w:webHidden/>
-              </w:rPr>
               <w:fldChar w:fldCharType="separate"/>
-            </w:r>
-            <w:r>
-              <w:rPr>
-                <w:noProof/>
-                <w:webHidden/>
-              </w:rPr>
               <w:t>22</w:t>
-            </w:r>
-            <w:r>
-              <w:rPr>
-                <w:noProof/>
-                <w:webHidden/>
-              </w:rPr>
               <w:fldChar w:fldCharType="end"/>
             </w:r>
           </w:hyperlink>
@@ -2520,46 +1370,10 @@
                 <w:webHidden/>
               </w:rPr>
               <w:tab/>
-            </w:r>
-            <w:r>
-              <w:rPr>
-                <w:noProof/>
-                <w:webHidden/>
-              </w:rPr>
               <w:fldChar w:fldCharType="begin"/>
-            </w:r>
-            <w:r>
-              <w:rPr>
-                <w:noProof/>
-                <w:webHidden/>
-              </w:rPr>
               <w:instrText xml:space="preserve"> PAGEREF _Toc241952359 \h </w:instrText>
-            </w:r>
-            <w:r>
-              <w:rPr>
-                <w:noProof/>
-                <w:webHidden/>
-              </w:rPr>
-            </w:r>
-            <w:r>
-              <w:rPr>
-                <w:noProof/>
-                <w:webHidden/>
-              </w:rPr>
               <w:fldChar w:fldCharType="separate"/>
-            </w:r>
-            <w:r>
-              <w:rPr>
-                <w:noProof/>
-                <w:webHidden/>
-              </w:rPr>
               <w:t>23</w:t>
-            </w:r>
-            <w:r>
-              <w:rPr>
-                <w:noProof/>
-                <w:webHidden/>
-              </w:rPr>
               <w:fldChar w:fldCharType="end"/>
             </w:r>
           </w:hyperlink>
@@ -2591,46 +1405,10 @@
                 <w:webHidden/>
               </w:rPr>
               <w:tab/>
-            </w:r>
-            <w:r>
-              <w:rPr>
-                <w:noProof/>
-                <w:webHidden/>
-              </w:rPr>
               <w:fldChar w:fldCharType="begin"/>
-            </w:r>
-            <w:r>
-              <w:rPr>
-                <w:noProof/>
-                <w:webHidden/>
-              </w:rPr>
               <w:instrText xml:space="preserve"> PAGEREF _Toc241952360 \h </w:instrText>
-            </w:r>
-            <w:r>
-              <w:rPr>
-                <w:noProof/>
-                <w:webHidden/>
-              </w:rPr>
-            </w:r>
-            <w:r>
-              <w:rPr>
-                <w:noProof/>
-                <w:webHidden/>
-              </w:rPr>
               <w:fldChar w:fldCharType="separate"/>
-            </w:r>
-            <w:r>
-              <w:rPr>
-                <w:noProof/>
-                <w:webHidden/>
-              </w:rPr>
               <w:t>23</w:t>
-            </w:r>
-            <w:r>
-              <w:rPr>
-                <w:noProof/>
-                <w:webHidden/>
-              </w:rPr>
               <w:fldChar w:fldCharType="end"/>
             </w:r>
           </w:hyperlink>
@@ -2662,46 +1440,10 @@
                 <w:webHidden/>
               </w:rPr>
               <w:tab/>
-            </w:r>
-            <w:r>
-              <w:rPr>
-                <w:noProof/>
-                <w:webHidden/>
-              </w:rPr>
               <w:fldChar w:fldCharType="begin"/>
-            </w:r>
-            <w:r>
-              <w:rPr>
-                <w:noProof/>
-                <w:webHidden/>
-              </w:rPr>
               <w:instrText xml:space="preserve"> PAGEREF _Toc241952361 \h </w:instrText>
-            </w:r>
-            <w:r>
-              <w:rPr>
-                <w:noProof/>
-                <w:webHidden/>
-              </w:rPr>
-            </w:r>
-            <w:r>
-              <w:rPr>
-                <w:noProof/>
-                <w:webHidden/>
-              </w:rPr>
               <w:fldChar w:fldCharType="separate"/>
-            </w:r>
-            <w:r>
-              <w:rPr>
-                <w:noProof/>
-                <w:webHidden/>
-              </w:rPr>
               <w:t>23</w:t>
-            </w:r>
-            <w:r>
-              <w:rPr>
-                <w:noProof/>
-                <w:webHidden/>
-              </w:rPr>
               <w:fldChar w:fldCharType="end"/>
             </w:r>
           </w:hyperlink>
@@ -9195,7 +7937,7 @@
                 <w:sz w:val="22"/>
                 <w:szCs w:val="22"/>
               </w:rPr>
-              <w:t>Una inactividad menor al tiempo configurado no genera una pausa ni reinicia el período de aviso.</w:t>
+              <w:t>Una inactividad menor al tiempo configurado no genera una pausa ni reinicia el período de aviso, y desplazarse con la rueda o mover el mouse sin hacer clicks se considera actividad.</w:t>
             </w:r>
           </w:p>
         </w:tc>
@@ -30176,6 +28918,103 @@
                 <w:szCs w:val="22"/>
               </w:rPr>
               <w:t>Versión inicial del plan de pruebas.</w:t>
+            </w:r>
+          </w:p>
+        </w:tc>
+        <w:tc>
+          <w:tcPr>
+            <w:tcW w:w="2300" w:type="dxa"/>
+          </w:tcPr>
+          <w:p>
+            <w:pPr>
+              <w:spacing w:after="40"/>
+              <w:rPr>
+                <w:rFonts w:ascii="Calibri" w:hAnsi="Calibri" w:cs="Calibri"/>
+                <w:sz w:val="22"/>
+                <w:szCs w:val="22"/>
+              </w:rPr>
+            </w:pPr>
+            <w:r>
+              <w:rPr>
+                <w:rFonts w:ascii="Calibri" w:hAnsi="Calibri" w:cs="Calibri"/>
+                <w:sz w:val="22"/>
+                <w:szCs w:val="22"/>
+              </w:rPr>
+              <w:t>Alejandro Silva y Bastian Pino</w:t>
+            </w:r>
+          </w:p>
+        </w:tc>
+      </w:tr>
+      <w:tr>
+        <w:trPr>
+          <w:cantSplit/>
+        </w:trPr>
+        <w:tc>
+          <w:tcPr>
+            <w:tcW w:w="1100" w:type="dxa"/>
+          </w:tcPr>
+          <w:p>
+            <w:pPr>
+              <w:spacing w:after="40"/>
+              <w:rPr>
+                <w:rFonts w:ascii="Calibri" w:hAnsi="Calibri" w:cs="Calibri"/>
+                <w:sz w:val="22"/>
+                <w:szCs w:val="22"/>
+              </w:rPr>
+            </w:pPr>
+            <w:r>
+              <w:rPr>
+                <w:rFonts w:ascii="Calibri" w:hAnsi="Calibri" w:cs="Calibri"/>
+                <w:sz w:val="22"/>
+                <w:szCs w:val="22"/>
+              </w:rPr>
+              <w:t>1.1</w:t>
+            </w:r>
+          </w:p>
+        </w:tc>
+        <w:tc>
+          <w:tcPr>
+            <w:tcW w:w="1500" w:type="dxa"/>
+          </w:tcPr>
+          <w:p>
+            <w:pPr>
+              <w:spacing w:after="40"/>
+              <w:rPr>
+                <w:rFonts w:ascii="Calibri" w:hAnsi="Calibri" w:cs="Calibri"/>
+                <w:sz w:val="22"/>
+                <w:szCs w:val="22"/>
+              </w:rPr>
+            </w:pPr>
+            <w:r>
+              <w:rPr>
+                <w:rFonts w:ascii="Calibri" w:hAnsi="Calibri" w:cs="Calibri"/>
+                <w:sz w:val="22"/>
+                <w:szCs w:val="22"/>
+              </w:rPr>
+              <w:t>11-10-2026</w:t>
+            </w:r>
+          </w:p>
+        </w:tc>
+        <w:tc>
+          <w:tcPr>
+            <w:tcW w:w="3938" w:type="dxa"/>
+          </w:tcPr>
+          <w:p>
+            <w:pPr>
+              <w:spacing w:after="40"/>
+              <w:rPr>
+                <w:rFonts w:ascii="Calibri" w:hAnsi="Calibri" w:cs="Calibri"/>
+                <w:sz w:val="22"/>
+                <w:szCs w:val="22"/>
+              </w:rPr>
+            </w:pPr>
+            <w:r>
+              <w:rPr>
+                <w:rFonts w:ascii="Calibri" w:hAnsi="Calibri" w:cs="Calibri"/>
+                <w:sz w:val="22"/>
+                <w:szCs w:val="22"/>
+              </w:rPr>
+              <w:t>Para detectar las pausas por inactividad se considera actividad, además de las teclas y los clicks, el desplazamiento con la rueda y el movimiento del mouse (CP-02-12).</w:t>
             </w:r>
           </w:p>
         </w:tc>

--- a/FASE 2/Evidencias Proyecto/Documentacion/Plan de pruebas.docx
+++ b/FASE 2/Evidencias Proyecto/Documentacion/Plan de pruebas.docx
@@ -9978,7 +9978,7 @@
                 <w:sz w:val="22"/>
                 <w:szCs w:val="22"/>
               </w:rPr>
-              <w:t>CP-03-06</w:t>
+              <w:t xml:space="preserve">CP-03-06</w:t>
             </w:r>
           </w:p>
         </w:tc>
@@ -10001,7 +10001,7 @@
                 <w:sz w:val="22"/>
                 <w:szCs w:val="22"/>
               </w:rPr>
-              <w:t>PB-10</w:t>
+              <w:t xml:space="preserve">PB-10</w:t>
             </w:r>
           </w:p>
         </w:tc>
@@ -10024,7 +10024,7 @@
                 <w:sz w:val="22"/>
                 <w:szCs w:val="22"/>
               </w:rPr>
-              <w:t>Click</w:t>
+              <w:t xml:space="preserve">Click</w:t>
             </w:r>
           </w:p>
         </w:tc>
@@ -10047,7 +10047,7 @@
                 <w:sz w:val="22"/>
                 <w:szCs w:val="22"/>
               </w:rPr>
-              <w:t>El gesto correspondiente ejecuta un click en la posición del cursor.</w:t>
+              <w:t xml:space="preserve">Los gestos correspondientes ejecutan un click izquierdo y un click derecho en la posición del cursor.</w:t>
             </w:r>
           </w:p>
         </w:tc>
@@ -10070,7 +10070,7 @@
                 <w:sz w:val="22"/>
                 <w:szCs w:val="22"/>
               </w:rPr>
-              <w:t>Manual</w:t>
+              <w:t xml:space="preserve">Manual</w:t>
             </w:r>
           </w:p>
         </w:tc>
@@ -18083,7 +18083,7 @@
                 <w:sz w:val="22"/>
                 <w:szCs w:val="22"/>
               </w:rPr>
-              <w:t>1. Ubicar la mano frente a la cámara. 2. Mover el cursor sobre un ícono. 3. Hacer click. 4. Arrastrar un archivo a otra carpeta. 5. Hacer scroll en una página web. 6. Mover la mano sin realizar gestos durante 1 minuto.</w:t>
+              <w:t xml:space="preserve">1. Ubicar la mano frente a la cámara. 2. Mover el cursor sobre un ícono. 3. Hacer click izquierdo y click derecho. 4. Arrastrar un archivo a otra carpeta. 5. Hacer scroll en una página web. 6. Mover la mano sin realizar gestos durante 1 minuto.</w:t>
             </w:r>
           </w:p>
         </w:tc>
